--- a/AI681_Assignment2_Report.docx
+++ b/AI681_Assignment2_Report.docx
@@ -253,35 +253,7 @@
         <w:rPr>
           <w:rFonts w:ascii="Calibri" w:hAnsi="Calibri"/>
         </w:rPr>
-        <w:t>Accurate monitoring in low-light surveillance environments poses a significant challenge. As we explain in our research, we aim to use vision transformers (</w:t>
-      </w:r>
-      <w:proofErr w:type="spellStart"/>
-      <w:r>
-        <w:rPr>
-          <w:rFonts w:ascii="Calibri" w:hAnsi="Calibri"/>
-        </w:rPr>
-        <w:t>ViTs</w:t>
-      </w:r>
-      <w:proofErr w:type="spellEnd"/>
-      <w:r>
-        <w:rPr>
-          <w:rFonts w:ascii="Calibri" w:hAnsi="Calibri"/>
-        </w:rPr>
-        <w:t xml:space="preserve">) to capture global relationships, which </w:t>
-      </w:r>
-      <w:proofErr w:type="gramStart"/>
-      <w:r>
-        <w:rPr>
-          <w:rFonts w:ascii="Calibri" w:hAnsi="Calibri"/>
-        </w:rPr>
-        <w:t>requires</w:t>
-      </w:r>
-      <w:proofErr w:type="gramEnd"/>
-      <w:r>
-        <w:rPr>
-          <w:rFonts w:ascii="Calibri" w:hAnsi="Calibri"/>
-        </w:rPr>
-        <w:t xml:space="preserve"> robust input features.</w:t>
+        <w:t>Accurate monitoring in low-light surveillance environments poses a significant challenge. As we explain in our research, we aim to use vision transformers (ViTs) to capture global relationships, which requires robust input features.</w:t>
       </w:r>
     </w:p>
     <w:p>
@@ -586,77 +558,7 @@
         <w:rPr>
           <w:rFonts w:ascii="Calibri" w:hAnsi="Calibri"/>
         </w:rPr>
-        <w:t xml:space="preserve">Before we load the images into the model and start feature extraction, we applied some preprocessing steps to prepare the data. The main reason is that the OpenCV library loads images in BGR format by default, whereas the </w:t>
-      </w:r>
-      <w:proofErr w:type="spellStart"/>
-      <w:r>
-        <w:rPr>
-          <w:rFonts w:ascii="Calibri" w:hAnsi="Calibri"/>
-        </w:rPr>
-        <w:t>ViT</w:t>
-      </w:r>
-      <w:proofErr w:type="spellEnd"/>
-      <w:r>
-        <w:rPr>
-          <w:rFonts w:ascii="Calibri" w:hAnsi="Calibri"/>
-        </w:rPr>
-        <w:t xml:space="preserve"> library uses the RGB format. </w:t>
-      </w:r>
-      <w:proofErr w:type="gramStart"/>
-      <w:r>
-        <w:rPr>
-          <w:rFonts w:ascii="Calibri" w:hAnsi="Calibri"/>
-        </w:rPr>
-        <w:t>So</w:t>
-      </w:r>
-      <w:proofErr w:type="gramEnd"/>
-      <w:r>
-        <w:rPr>
-          <w:rFonts w:ascii="Calibri" w:hAnsi="Calibri"/>
-        </w:rPr>
-        <w:t xml:space="preserve"> the first thing we did was convert the color format using the cv2.cvtColor() function. After that, the </w:t>
-      </w:r>
-      <w:proofErr w:type="spellStart"/>
-      <w:r>
-        <w:rPr>
-          <w:rFonts w:ascii="Calibri" w:hAnsi="Calibri"/>
-        </w:rPr>
-        <w:t>ViTImageProcessor</w:t>
-      </w:r>
-      <w:proofErr w:type="spellEnd"/>
-      <w:r>
-        <w:rPr>
-          <w:rFonts w:ascii="Calibri" w:hAnsi="Calibri"/>
-        </w:rPr>
-        <w:t xml:space="preserve"> image processor handled the rest of the steps automatically. It resized the images to 224×224 pixels because that is the format the model was trained on. Then it normalized the pixel values using the mean and standard deviation from </w:t>
-      </w:r>
-      <w:proofErr w:type="gramStart"/>
-      <w:r>
-        <w:rPr>
-          <w:rFonts w:ascii="Calibri" w:hAnsi="Calibri"/>
-        </w:rPr>
-        <w:t>ImageNet, and</w:t>
-      </w:r>
-      <w:proofErr w:type="gramEnd"/>
-      <w:r>
-        <w:rPr>
-          <w:rFonts w:ascii="Calibri" w:hAnsi="Calibri"/>
-        </w:rPr>
-        <w:t xml:space="preserve"> converted the images into </w:t>
-      </w:r>
-      <w:proofErr w:type="spellStart"/>
-      <w:r>
-        <w:rPr>
-          <w:rFonts w:ascii="Calibri" w:hAnsi="Calibri"/>
-        </w:rPr>
-        <w:t>PyTorch</w:t>
-      </w:r>
-      <w:proofErr w:type="spellEnd"/>
-      <w:r>
-        <w:rPr>
-          <w:rFonts w:ascii="Calibri" w:hAnsi="Calibri"/>
-        </w:rPr>
-        <w:t xml:space="preserve"> tensors. As we mentioned, we didn’t have to do much manually because the processor handled most of these operations.</w:t>
+        <w:t>Before we load the images into the model and start feature extraction, we applied some preprocessing steps to prepare the data. The main reason is that the OpenCV library loads images in BGR format by default, whereas the ViT library uses the RGB format. So the first thing we did was convert the color format using the cv2.cvtColor() function. After that, the ViTImageProcessor image processor handled the rest of the steps automatically. It resized the images to 224×224 pixels because that is the format the model was trained on. Then it normalized the pixel values using the mean and standard deviation from ImageNet, and converted the images into PyTorch tensors. As we mentioned, we didn’t have to do much manually because the processor handled most of these operations.</w:t>
       </w:r>
     </w:p>
     <w:p>
@@ -702,49 +604,7 @@
           <w:rFonts w:ascii="Calibri" w:hAnsi="Calibri"/>
         </w:rPr>
         <w:lastRenderedPageBreak/>
-        <w:t xml:space="preserve">For feature extraction, we used a pre-trained </w:t>
-      </w:r>
-      <w:proofErr w:type="spellStart"/>
-      <w:r>
-        <w:rPr>
-          <w:rFonts w:ascii="Calibri" w:hAnsi="Calibri"/>
-        </w:rPr>
-        <w:t>ViT</w:t>
-      </w:r>
-      <w:proofErr w:type="spellEnd"/>
-      <w:r>
-        <w:rPr>
-          <w:rFonts w:ascii="Calibri" w:hAnsi="Calibri"/>
-        </w:rPr>
-        <w:t xml:space="preserve"> model from Google called </w:t>
-      </w:r>
-      <w:proofErr w:type="spellStart"/>
-      <w:r>
-        <w:rPr>
-          <w:rFonts w:ascii="Calibri" w:hAnsi="Calibri"/>
-        </w:rPr>
-        <w:t>ViT</w:t>
-      </w:r>
-      <w:proofErr w:type="spellEnd"/>
-      <w:r>
-        <w:rPr>
-          <w:rFonts w:ascii="Calibri" w:hAnsi="Calibri"/>
-        </w:rPr>
-        <w:t xml:space="preserve">-Base Patch16 224, which we downloaded from the Hugging Face Transformers library. The model works in an interesting way: instead of processing the image as a convolutional neural network, it divides it into small 16x16-pixel patches and then processes them as a sequence, </w:t>
-      </w:r>
-      <w:proofErr w:type="gramStart"/>
-      <w:r>
-        <w:rPr>
-          <w:rFonts w:ascii="Calibri" w:hAnsi="Calibri"/>
-        </w:rPr>
-        <w:t>similar to</w:t>
-      </w:r>
-      <w:proofErr w:type="gramEnd"/>
-      <w:r>
-        <w:rPr>
-          <w:rFonts w:ascii="Calibri" w:hAnsi="Calibri"/>
-        </w:rPr>
-        <w:t xml:space="preserve"> how a language model reads words. Each pixel is converted into a vector, and then all the patches are processed through Transformer layers.</w:t>
+        <w:t>For feature extraction, we used a pre-trained ViT model from Google called ViT-Base Patch16 224, which we downloaded from the Hugging Face Transformers library. The model works in an interesting way: instead of processing the image as a convolutional neural network, it divides it into small 16x16-pixel patches and then processes them as a sequence, similar to how a language model reads words. Each pixel is converted into a vector, and then all the patches are processed through Transformer layers.</w:t>
       </w:r>
     </w:p>
     <w:p>
@@ -770,27 +630,7 @@
           <w:color w:val="1F497D"/>
           <w:sz w:val="24"/>
         </w:rPr>
-        <w:t xml:space="preserve">Why did we choose </w:t>
-      </w:r>
-      <w:proofErr w:type="spellStart"/>
-      <w:r>
-        <w:rPr>
-          <w:rFonts w:ascii="Calibri" w:hAnsi="Calibri"/>
-          <w:b/>
-          <w:color w:val="1F497D"/>
-          <w:sz w:val="24"/>
-        </w:rPr>
-        <w:t>ViT</w:t>
-      </w:r>
-      <w:proofErr w:type="spellEnd"/>
-      <w:r>
-        <w:rPr>
-          <w:rFonts w:ascii="Calibri" w:hAnsi="Calibri"/>
-          <w:b/>
-          <w:color w:val="1F497D"/>
-          <w:sz w:val="24"/>
-        </w:rPr>
-        <w:t>?</w:t>
+        <w:t>Why did we choose ViT?</w:t>
       </w:r>
     </w:p>
     <w:p>
@@ -810,77 +650,7 @@
         <w:rPr>
           <w:rFonts w:asciiTheme="majorHAnsi" w:hAnsiTheme="majorHAnsi" w:cstheme="majorHAnsi"/>
         </w:rPr>
-        <w:t xml:space="preserve">At first, we tried </w:t>
-      </w:r>
-      <w:proofErr w:type="spellStart"/>
-      <w:r>
-        <w:rPr>
-          <w:rFonts w:asciiTheme="majorHAnsi" w:hAnsiTheme="majorHAnsi" w:cstheme="majorHAnsi"/>
-        </w:rPr>
-        <w:t>ResNet</w:t>
-      </w:r>
-      <w:proofErr w:type="spellEnd"/>
-      <w:r>
-        <w:rPr>
-          <w:rFonts w:asciiTheme="majorHAnsi" w:hAnsiTheme="majorHAnsi" w:cstheme="majorHAnsi"/>
-        </w:rPr>
-        <w:t xml:space="preserve"> and found that it processes only small, isolated regions of the image one by one, which can cause it to fail to detect important information located in parts of the image that are far apart. </w:t>
-      </w:r>
-      <w:proofErr w:type="spellStart"/>
-      <w:r>
-        <w:rPr>
-          <w:rFonts w:asciiTheme="majorHAnsi" w:hAnsiTheme="majorHAnsi" w:cstheme="majorHAnsi"/>
-        </w:rPr>
-        <w:t>ViT</w:t>
-      </w:r>
-      <w:proofErr w:type="spellEnd"/>
-      <w:r>
-        <w:rPr>
-          <w:rFonts w:asciiTheme="majorHAnsi" w:hAnsiTheme="majorHAnsi" w:cstheme="majorHAnsi"/>
-        </w:rPr>
-        <w:t xml:space="preserve">, on the other hand, analyzes the entire image at once and interprets the relationships between all its parts. This is crucial for our research because the people and information we’re trying to detect may be unclear or hidden in specific parts of the image. Additionally, </w:t>
-      </w:r>
-      <w:proofErr w:type="spellStart"/>
-      <w:r>
-        <w:rPr>
-          <w:rFonts w:asciiTheme="majorHAnsi" w:hAnsiTheme="majorHAnsi" w:cstheme="majorHAnsi"/>
-        </w:rPr>
-        <w:t>ViT</w:t>
-      </w:r>
-      <w:proofErr w:type="spellEnd"/>
-      <w:r>
-        <w:rPr>
-          <w:rFonts w:asciiTheme="majorHAnsi" w:hAnsiTheme="majorHAnsi" w:cstheme="majorHAnsi"/>
-        </w:rPr>
-        <w:t xml:space="preserve"> produces a larger feature vector of 768 compared to 512 in </w:t>
-      </w:r>
-      <w:proofErr w:type="spellStart"/>
-      <w:r>
-        <w:rPr>
-          <w:rFonts w:asciiTheme="majorHAnsi" w:hAnsiTheme="majorHAnsi" w:cstheme="majorHAnsi"/>
-        </w:rPr>
-        <w:t>ResNet</w:t>
-      </w:r>
-      <w:proofErr w:type="spellEnd"/>
-      <w:r>
-        <w:rPr>
-          <w:rFonts w:asciiTheme="majorHAnsi" w:hAnsiTheme="majorHAnsi" w:cstheme="majorHAnsi"/>
-        </w:rPr>
-        <w:t xml:space="preserve">, which means more accurate information about the image. Finally, the model was pre-trained on the ImageNet-21k dataset, saving us a significant amount of training time. For these reasons, we chose to use </w:t>
-      </w:r>
-      <w:proofErr w:type="spellStart"/>
-      <w:r>
-        <w:rPr>
-          <w:rFonts w:asciiTheme="majorHAnsi" w:hAnsiTheme="majorHAnsi" w:cstheme="majorHAnsi"/>
-        </w:rPr>
-        <w:t>ViT</w:t>
-      </w:r>
-      <w:proofErr w:type="spellEnd"/>
-      <w:r>
-        <w:rPr>
-          <w:rFonts w:asciiTheme="majorHAnsi" w:hAnsiTheme="majorHAnsi" w:cstheme="majorHAnsi"/>
-        </w:rPr>
-        <w:t>.</w:t>
+        <w:t>At first, we tried ResNet and found that it processes only small, isolated regions of the image one by one, which can cause it to fail to detect important information located in parts of the image that are far apart. ViT, on the other hand, analyzes the entire image at once and interprets the relationships between all its parts. This is crucial for our research because the people and information we’re trying to detect may be unclear or hidden in specific parts of the image. Additionally, ViT produces a larger feature vector of 768 compared to 512 in ResNet, which means more accurate information about the image. Finally, the model was pre-trained on the ImageNet-21k dataset, saving us a significant amount of training time. For these reasons, we chose to use ViT.</w:t>
       </w:r>
     </w:p>
     <w:p>
@@ -961,49 +731,7 @@
         <w:rPr>
           <w:rFonts w:asciiTheme="majorHAnsi" w:hAnsiTheme="majorHAnsi" w:cstheme="majorHAnsi"/>
         </w:rPr>
-        <w:t xml:space="preserve">Pass the image through the </w:t>
-      </w:r>
-      <w:proofErr w:type="spellStart"/>
-      <w:r>
-        <w:rPr>
-          <w:rFonts w:asciiTheme="majorHAnsi" w:hAnsiTheme="majorHAnsi" w:cstheme="majorHAnsi"/>
-        </w:rPr>
-        <w:t>ViT</w:t>
-      </w:r>
-      <w:proofErr w:type="spellEnd"/>
-      <w:r>
-        <w:rPr>
-          <w:rFonts w:asciiTheme="majorHAnsi" w:hAnsiTheme="majorHAnsi" w:cstheme="majorHAnsi"/>
-        </w:rPr>
-        <w:t xml:space="preserve"> model using </w:t>
-      </w:r>
-      <w:proofErr w:type="spellStart"/>
-      <w:r>
-        <w:rPr>
-          <w:rFonts w:asciiTheme="majorHAnsi" w:hAnsiTheme="majorHAnsi" w:cstheme="majorHAnsi"/>
-        </w:rPr>
-        <w:t>torch.no_</w:t>
-      </w:r>
-      <w:proofErr w:type="gramStart"/>
-      <w:r>
-        <w:rPr>
-          <w:rFonts w:asciiTheme="majorHAnsi" w:hAnsiTheme="majorHAnsi" w:cstheme="majorHAnsi"/>
-        </w:rPr>
-        <w:t>grad</w:t>
-      </w:r>
-      <w:proofErr w:type="spellEnd"/>
-      <w:r>
-        <w:rPr>
-          <w:rFonts w:asciiTheme="majorHAnsi" w:hAnsiTheme="majorHAnsi" w:cstheme="majorHAnsi"/>
-        </w:rPr>
-        <w:t>(</w:t>
-      </w:r>
-      <w:proofErr w:type="gramEnd"/>
-      <w:r>
-        <w:rPr>
-          <w:rFonts w:asciiTheme="majorHAnsi" w:hAnsiTheme="majorHAnsi" w:cstheme="majorHAnsi"/>
-        </w:rPr>
-        <w:t xml:space="preserve">) to speed up the process and save memory. </w:t>
+        <w:t xml:space="preserve">Pass the image through the ViT model using torch.no_grad() to speed up the process and save memory. </w:t>
       </w:r>
     </w:p>
     <w:p>
@@ -1022,57 +750,7 @@
         <w:rPr>
           <w:rFonts w:asciiTheme="majorHAnsi" w:hAnsiTheme="majorHAnsi" w:cstheme="majorHAnsi"/>
         </w:rPr>
-        <w:t xml:space="preserve">Extract the values from </w:t>
-      </w:r>
-      <w:proofErr w:type="spellStart"/>
-      <w:r>
-        <w:rPr>
-          <w:rFonts w:asciiTheme="majorHAnsi" w:hAnsiTheme="majorHAnsi" w:cstheme="majorHAnsi"/>
-        </w:rPr>
-        <w:t>last_hidden_state</w:t>
-      </w:r>
-      <w:proofErr w:type="spellEnd"/>
-      <w:proofErr w:type="gramStart"/>
-      <w:r>
-        <w:rPr>
-          <w:rFonts w:asciiTheme="majorHAnsi" w:hAnsiTheme="majorHAnsi" w:cstheme="majorHAnsi"/>
-        </w:rPr>
-        <w:t>[:,</w:t>
-      </w:r>
-      <w:proofErr w:type="gramEnd"/>
-      <w:r>
-        <w:rPr>
-          <w:rFonts w:asciiTheme="majorHAnsi" w:hAnsiTheme="majorHAnsi" w:cstheme="majorHAnsi"/>
-        </w:rPr>
-        <w:t xml:space="preserve"> 0</w:t>
-      </w:r>
-      <w:proofErr w:type="gramStart"/>
-      <w:r>
-        <w:rPr>
-          <w:rFonts w:asciiTheme="majorHAnsi" w:hAnsiTheme="majorHAnsi" w:cstheme="majorHAnsi"/>
-        </w:rPr>
-        <w:t>, :</w:t>
-      </w:r>
-      <w:proofErr w:type="gramEnd"/>
-      <w:r>
-        <w:rPr>
-          <w:rFonts w:asciiTheme="majorHAnsi" w:hAnsiTheme="majorHAnsi" w:cstheme="majorHAnsi"/>
-        </w:rPr>
-        <w:t xml:space="preserve">] which </w:t>
-      </w:r>
-      <w:proofErr w:type="gramStart"/>
-      <w:r>
-        <w:rPr>
-          <w:rFonts w:asciiTheme="majorHAnsi" w:hAnsiTheme="majorHAnsi" w:cstheme="majorHAnsi"/>
-        </w:rPr>
-        <w:t>represent</w:t>
-      </w:r>
-      <w:proofErr w:type="gramEnd"/>
-      <w:r>
-        <w:rPr>
-          <w:rFonts w:asciiTheme="majorHAnsi" w:hAnsiTheme="majorHAnsi" w:cstheme="majorHAnsi"/>
-        </w:rPr>
-        <w:t xml:space="preserve"> the output of the CLS token. </w:t>
+        <w:t xml:space="preserve">Extract the values from last_hidden_state[:, 0, :] which represent the output of the CLS token. </w:t>
       </w:r>
     </w:p>
     <w:p>
@@ -1091,21 +769,7 @@
         <w:rPr>
           <w:rFonts w:asciiTheme="majorHAnsi" w:eastAsia="Times New Roman" w:hAnsiTheme="majorHAnsi" w:cstheme="majorHAnsi"/>
         </w:rPr>
-        <w:t xml:space="preserve"> </w:t>
-      </w:r>
-      <w:proofErr w:type="gramStart"/>
-      <w:r>
-        <w:rPr>
-          <w:rFonts w:asciiTheme="majorHAnsi" w:eastAsia="Times New Roman" w:hAnsiTheme="majorHAnsi" w:cstheme="majorHAnsi"/>
-        </w:rPr>
-        <w:t>The final result</w:t>
-      </w:r>
-      <w:proofErr w:type="gramEnd"/>
-      <w:r>
-        <w:rPr>
-          <w:rFonts w:asciiTheme="majorHAnsi" w:eastAsia="Times New Roman" w:hAnsiTheme="majorHAnsi" w:cstheme="majorHAnsi"/>
-        </w:rPr>
-        <w:t xml:space="preserve"> is a feature vector of size 768 for each image.</w:t>
+        <w:t xml:space="preserve"> The final result is a feature vector of size 768 for each image.</w:t>
       </w:r>
     </w:p>
     <w:p>
@@ -1133,21 +797,7 @@
         <w:rPr>
           <w:rFonts w:ascii="Calibri" w:hAnsi="Calibri"/>
         </w:rPr>
-        <w:t>The output of running the code consisted of three files saved in NumPy (.</w:t>
-      </w:r>
-      <w:proofErr w:type="spellStart"/>
-      <w:r>
-        <w:rPr>
-          <w:rFonts w:ascii="Calibri" w:hAnsi="Calibri"/>
-        </w:rPr>
-        <w:t>npy</w:t>
-      </w:r>
-      <w:proofErr w:type="spellEnd"/>
-      <w:r>
-        <w:rPr>
-          <w:rFonts w:ascii="Calibri" w:hAnsi="Calibri"/>
-        </w:rPr>
-        <w:t>) format. For reference, we performed the extraction on 100 image pairs from the training set, which we believe is sufficient to test the program and demonstrate its effectiveness.  For each pair, we obtained a visual vector, an infrared vector, and a combined vector that merges the two.</w:t>
+        <w:t>The output of running the code consisted of three files saved in NumPy (.npy) format. For reference, we performed the extraction on 100 image pairs from the training set, which we believe is sufficient to test the program and demonstrate its effectiveness.  For each pair, we obtained a visual vector, an infrared vector, and a combined vector that merges the two.</w:t>
       </w:r>
     </w:p>
     <w:tbl>
@@ -1505,7 +1155,48 @@
         <w:t>Normal (Gaussian) — confirms model health</w:t>
       </w:r>
     </w:p>
-    <w:p/>
+    <w:p>
+      <w:pPr>
+        <w:jc w:val="center"/>
+      </w:pPr>
+      <w:r>
+        <w:drawing>
+          <wp:inline distT="0" distB="0" distL="0" distR="0" wp14:anchorId="30034353" wp14:editId="20D81572">
+            <wp:extent cx="4975860" cy="4101233"/>
+            <wp:effectExtent l="0" t="0" r="0" b="0"/>
+            <wp:docPr id="1222555642" name="Picture 1"/>
+            <wp:cNvGraphicFramePr>
+              <a:graphicFrameLocks xmlns:a="http://schemas.openxmlformats.org/drawingml/2006/main" noChangeAspect="1"/>
+            </wp:cNvGraphicFramePr>
+            <a:graphic xmlns:a="http://schemas.openxmlformats.org/drawingml/2006/main">
+              <a:graphicData uri="http://schemas.openxmlformats.org/drawingml/2006/picture">
+                <pic:pic xmlns:pic="http://schemas.openxmlformats.org/drawingml/2006/picture">
+                  <pic:nvPicPr>
+                    <pic:cNvPr id="1222555642" name=""/>
+                    <pic:cNvPicPr/>
+                  </pic:nvPicPr>
+                  <pic:blipFill>
+                    <a:blip r:embed="rId7"/>
+                    <a:stretch>
+                      <a:fillRect/>
+                    </a:stretch>
+                  </pic:blipFill>
+                  <pic:spPr>
+                    <a:xfrm>
+                      <a:off x="0" y="0"/>
+                      <a:ext cx="4977656" cy="4102713"/>
+                    </a:xfrm>
+                    <a:prstGeom prst="rect">
+                      <a:avLst/>
+                    </a:prstGeom>
+                  </pic:spPr>
+                </pic:pic>
+              </a:graphicData>
+            </a:graphic>
+          </wp:inline>
+        </w:drawing>
+      </w:r>
+    </w:p>
     <w:p>
       <w:pPr>
         <w:pBdr>
@@ -1533,21 +1224,14 @@
         <w:rPr>
           <w:rFonts w:asciiTheme="majorHAnsi" w:hAnsiTheme="majorHAnsi" w:cstheme="majorHAnsi"/>
         </w:rPr>
-        <w:t xml:space="preserve">Although this may not add any research value to the study, one of the team members, who works as a web developer, felt it would be beneficial to have a way to display the results interactively, so she created a simple web interface for this project. The backend was built using Flask, while the frontend uses HTML, CSS, and JavaScript. The idea is to simplify the process: all the user has to do is upload two </w:t>
+        <w:t xml:space="preserve">Although this may not add any research value to the study, one of the team members, who works as a web developer, felt it would be beneficial to have a way to display the results interactively, so she created a simple web interface for this project. The backend was built using Flask, while the frontend uses HTML, CSS, and JavaScript. The idea is to simplify the process: all the user has to do </w:t>
       </w:r>
-      <w:proofErr w:type="gramStart"/>
       <w:r>
         <w:rPr>
           <w:rFonts w:asciiTheme="majorHAnsi" w:hAnsiTheme="majorHAnsi" w:cstheme="majorHAnsi"/>
         </w:rPr>
-        <w:t>images—</w:t>
-      </w:r>
-      <w:proofErr w:type="gramEnd"/>
-      <w:r>
-        <w:rPr>
-          <w:rFonts w:asciiTheme="majorHAnsi" w:hAnsiTheme="majorHAnsi" w:cstheme="majorHAnsi"/>
-        </w:rPr>
-        <w:t>one visual and one thermal—of the same scene, and the model will extract their features, with the results appearing on the page immediately. These include:</w:t>
+        <w:lastRenderedPageBreak/>
+        <w:t>is upload two images—one visual and one thermal—of the same scene, and the model will extract their features, with the results appearing on the page immediately. These include:</w:t>
       </w:r>
     </w:p>
     <w:p>
@@ -1563,15 +1247,7 @@
         <w:pStyle w:val="ListBullet"/>
       </w:pPr>
       <w:r>
-        <w:t xml:space="preserve">An attention map showing where the model focused </w:t>
-      </w:r>
-      <w:proofErr w:type="gramStart"/>
-      <w:r>
-        <w:t>in</w:t>
-      </w:r>
-      <w:proofErr w:type="gramEnd"/>
-      <w:r>
-        <w:t xml:space="preserve"> each image</w:t>
+        <w:t>An attention map showing where the model focused in each image</w:t>
       </w:r>
     </w:p>
     <w:p>
@@ -1603,13 +1279,59 @@
         <w:pStyle w:val="ListBullet"/>
       </w:pPr>
       <w:r>
-        <w:t xml:space="preserve">A preview of the first 10 values of the </w:t>
+        <w:t>A preview of the first 10 values of the vector</w:t>
       </w:r>
-      <w:proofErr w:type="gramStart"/>
+    </w:p>
+    <w:p>
+      <w:pPr>
+        <w:pStyle w:val="ListBullet"/>
+        <w:numPr>
+          <w:ilvl w:val="0"/>
+          <w:numId w:val="0"/>
+        </w:numPr>
+        <w:ind w:left="360"/>
+      </w:pPr>
       <w:r>
-        <w:t>vector</w:t>
+        <w:rPr>
+          <w:rFonts w:asciiTheme="majorHAnsi" w:hAnsiTheme="majorHAnsi" w:cstheme="majorHAnsi"/>
+          <w:lang w:bidi="ar-JO"/>
+        </w:rPr>
+        <w:drawing>
+          <wp:inline distT="0" distB="0" distL="0" distR="0" wp14:anchorId="6F5AD5A4" wp14:editId="2E827D9C">
+            <wp:extent cx="5577840" cy="3380105"/>
+            <wp:effectExtent l="0" t="0" r="3810" b="0"/>
+            <wp:docPr id="915942375" name="Picture 1"/>
+            <wp:cNvGraphicFramePr>
+              <a:graphicFrameLocks xmlns:a="http://schemas.openxmlformats.org/drawingml/2006/main" noChangeAspect="1"/>
+            </wp:cNvGraphicFramePr>
+            <a:graphic xmlns:a="http://schemas.openxmlformats.org/drawingml/2006/main">
+              <a:graphicData uri="http://schemas.openxmlformats.org/drawingml/2006/picture">
+                <pic:pic xmlns:pic="http://schemas.openxmlformats.org/drawingml/2006/picture">
+                  <pic:nvPicPr>
+                    <pic:cNvPr id="915942375" name=""/>
+                    <pic:cNvPicPr/>
+                  </pic:nvPicPr>
+                  <pic:blipFill>
+                    <a:blip r:embed="rId8"/>
+                    <a:stretch>
+                      <a:fillRect/>
+                    </a:stretch>
+                  </pic:blipFill>
+                  <pic:spPr>
+                    <a:xfrm>
+                      <a:off x="0" y="0"/>
+                      <a:ext cx="5577840" cy="3380105"/>
+                    </a:xfrm>
+                    <a:prstGeom prst="rect">
+                      <a:avLst/>
+                    </a:prstGeom>
+                  </pic:spPr>
+                </pic:pic>
+              </a:graphicData>
+            </a:graphic>
+          </wp:inline>
+        </w:drawing>
       </w:r>
-      <w:proofErr w:type="gramEnd"/>
     </w:p>
     <w:p>
       <w:pPr>
@@ -1901,7 +1623,6 @@
           <w:color w:val="1F497D"/>
           <w:sz w:val="28"/>
         </w:rPr>
-        <w:lastRenderedPageBreak/>
         <w:t>8. Tools &amp; Technologies</w:t>
       </w:r>
     </w:p>
@@ -1953,6 +1674,7 @@
           <w:rFonts w:ascii="Calibri" w:hAnsi="Calibri"/>
           <w:b/>
         </w:rPr>
+        <w:lastRenderedPageBreak/>
         <w:t xml:space="preserve">Deep Learning: </w:t>
       </w:r>
       <w:r>
@@ -2095,84 +1817,14 @@
         <w:rPr>
           <w:rFonts w:asciiTheme="majorHAnsi" w:hAnsiTheme="majorHAnsi" w:cstheme="majorHAnsi"/>
         </w:rPr>
-        <w:t xml:space="preserve">In the end, we were able to successfully implement the feature extraction step. We used a pre-trained </w:t>
-      </w:r>
-      <w:proofErr w:type="spellStart"/>
-      <w:r>
-        <w:rPr>
-          <w:rFonts w:asciiTheme="majorHAnsi" w:hAnsiTheme="majorHAnsi" w:cstheme="majorHAnsi"/>
-        </w:rPr>
-        <w:t>ViT</w:t>
-      </w:r>
-      <w:proofErr w:type="spellEnd"/>
-      <w:r>
-        <w:rPr>
-          <w:rFonts w:asciiTheme="majorHAnsi" w:hAnsiTheme="majorHAnsi" w:cstheme="majorHAnsi"/>
-        </w:rPr>
-        <w:t xml:space="preserve">-Base model and extracted 768-dimensional vectors from 100 pairs of visual and thermal images from the LLVIP dataset. After feature-level fusion, we obtained 1536-dimensional vectors that combine both types of information. All results were saved as NumPy files and are ready for the next stage: model training. In addition, we compared </w:t>
-      </w:r>
-      <w:proofErr w:type="spellStart"/>
-      <w:r>
-        <w:rPr>
-          <w:rFonts w:asciiTheme="majorHAnsi" w:hAnsiTheme="majorHAnsi" w:cstheme="majorHAnsi"/>
-        </w:rPr>
-        <w:t>ViT</w:t>
-      </w:r>
-      <w:proofErr w:type="spellEnd"/>
-      <w:r>
-        <w:rPr>
-          <w:rFonts w:asciiTheme="majorHAnsi" w:hAnsiTheme="majorHAnsi" w:cstheme="majorHAnsi"/>
-        </w:rPr>
-        <w:t xml:space="preserve"> and </w:t>
-      </w:r>
-      <w:proofErr w:type="spellStart"/>
-      <w:r>
-        <w:rPr>
-          <w:rFonts w:asciiTheme="majorHAnsi" w:hAnsiTheme="majorHAnsi" w:cstheme="majorHAnsi"/>
-        </w:rPr>
-        <w:t>ResNet</w:t>
-      </w:r>
-      <w:proofErr w:type="spellEnd"/>
-      <w:r>
-        <w:rPr>
-          <w:rFonts w:asciiTheme="majorHAnsi" w:hAnsiTheme="majorHAnsi" w:cstheme="majorHAnsi"/>
-        </w:rPr>
-        <w:t xml:space="preserve"> and chose </w:t>
-      </w:r>
-      <w:proofErr w:type="spellStart"/>
-      <w:r>
-        <w:rPr>
-          <w:rFonts w:asciiTheme="majorHAnsi" w:hAnsiTheme="majorHAnsi" w:cstheme="majorHAnsi"/>
-        </w:rPr>
-        <w:t>ViT</w:t>
-      </w:r>
-      <w:proofErr w:type="spellEnd"/>
-      <w:r>
-        <w:rPr>
-          <w:rFonts w:asciiTheme="majorHAnsi" w:hAnsiTheme="majorHAnsi" w:cstheme="majorHAnsi"/>
-        </w:rPr>
-        <w:t xml:space="preserve"> because it provides a more comprehensive representation of the image and more accurate features. </w:t>
-      </w:r>
-      <w:proofErr w:type="gramStart"/>
-      <w:r>
-        <w:rPr>
-          <w:rFonts w:asciiTheme="majorHAnsi" w:hAnsiTheme="majorHAnsi" w:cstheme="majorHAnsi"/>
-        </w:rPr>
-        <w:t>On</w:t>
-      </w:r>
-      <w:proofErr w:type="gramEnd"/>
-      <w:r>
-        <w:rPr>
-          <w:rFonts w:asciiTheme="majorHAnsi" w:hAnsiTheme="majorHAnsi" w:cstheme="majorHAnsi"/>
-        </w:rPr>
-        <w:t xml:space="preserve"> the front end, we developed a web interface that displays results in real time, including visual image fusions and attention maps that show where the model focused in each image.</w:t>
+        <w:t>In the end, we were able to successfully implement the feature extraction step. We used a pre-trained ViT-Base model and extracted 768-dimensional vectors from 100 pairs of visual and thermal images from the LLVIP dataset. After feature-level fusion, we obtained 1536-dimensional vectors that combine both types of information. All results were saved as NumPy files and are ready for the next stage: model training. In addition, we compared ViT and ResNet and chose ViT because it provides a more comprehensive representation of the image and more accurate features. On the front end, we developed a web interface that displays results in real time, including visual image fusions and attention maps that show where the model focused in each image.</w:t>
       </w:r>
     </w:p>
     <w:p>
       <w:pPr>
         <w:spacing w:after="80"/>
         <w:rPr>
-          <w:rFonts w:asciiTheme="majorHAnsi" w:hAnsiTheme="majorHAnsi" w:cstheme="majorHAnsi" w:hint="cs"/>
+          <w:rFonts w:asciiTheme="majorHAnsi" w:hAnsiTheme="majorHAnsi" w:cstheme="majorHAnsi"/>
           <w:rtl/>
           <w:lang w:bidi="ar-JO"/>
         </w:rPr>
